--- a/DA21_Investissements_par_Rubrique_et_Fournisseur.docx
+++ b/DA21_Investissements_par_Rubrique_et_Fournisseur.docx
@@ -4,6 +4,7 @@
   <w:body>
     <w:p>
       <w:pPr>
+        <w:spacing w:after="60"/>
         <w:jc w:val="center"/>
       </w:pPr>
       <w:r>
@@ -12,7 +13,7 @@
           <w:color w:val="1B3A28"/>
           <w:sz w:val="26"/>
         </w:rPr>
-        <w:t>DA21 SARL AU — DÉTAIL DES INVESTISSEMENTS PAR RUBRIQUE ET PAR FOURNISSEUR</w:t>
+        <w:t>DA21 SARL AU — DÉTAIL DES INVESTISSEMENTS PAR RUBRIQUE ET PAR FOURNISSEUR (15 vélos)</w:t>
       </w:r>
     </w:p>
     <w:p/>
@@ -24,11 +25,11 @@
         <w:tblLook w:firstColumn="1" w:firstRow="1" w:lastColumn="0" w:lastRow="0" w:noHBand="0" w:noVBand="1" w:val="04A0"/>
       </w:tblPr>
       <w:tblGrid>
-        <w:gridCol w:w="2896"/>
-        <w:gridCol w:w="2896"/>
-        <w:gridCol w:w="2896"/>
-        <w:gridCol w:w="2896"/>
-        <w:gridCol w:w="2896"/>
+        <w:gridCol w:w="2828"/>
+        <w:gridCol w:w="2828"/>
+        <w:gridCol w:w="2828"/>
+        <w:gridCol w:w="2828"/>
+        <w:gridCol w:w="2828"/>
       </w:tblGrid>
       <w:tr>
         <w:tc>
@@ -227,7 +228,7 @@
               <w:rPr>
                 <w:sz w:val="19"/>
               </w:rPr>
-              <w:t>Terrassement, décapage, nivellement, plateformes, tranchées réseaux</w:t>
+              <w:t>Terrassement, décapage, nivellement, plateformes, tranchées</w:t>
             </w:r>
           </w:p>
         </w:tc>
@@ -308,7 +309,7 @@
               <w:rPr>
                 <w:sz w:val="19"/>
               </w:rPr>
-              <w:t>Bâtiment accueil, vestiaires, sanitaires (clé en main)</w:t>
+              <w:t>Bâtiment accueil + vestiaires/WC Hommes + vestiaires/WC Femmes (clé en main)</w:t>
             </w:r>
           </w:p>
         </w:tc>
@@ -560,7 +561,7 @@
               <w:rPr>
                 <w:sz w:val="19"/>
               </w:rPr>
-              <w:t>Tente caïdale — socle, dalle, aménagement du sol</w:t>
+              <w:t>Structure éphémère ateliers cuisine (ossature, couverture, dalle)</w:t>
             </w:r>
           </w:p>
         </w:tc>
@@ -591,7 +592,7 @@
               <w:rPr>
                 <w:sz w:val="19"/>
               </w:rPr>
-              <w:t>16 667</w:t>
+              <w:t>50 000</w:t>
             </w:r>
           </w:p>
         </w:tc>
@@ -608,7 +609,7 @@
               <w:rPr>
                 <w:sz w:val="19"/>
               </w:rPr>
-              <w:t>3 333</w:t>
+              <w:t>10 000</w:t>
             </w:r>
           </w:p>
         </w:tc>
@@ -625,7 +626,7 @@
               <w:rPr>
                 <w:sz w:val="19"/>
               </w:rPr>
-              <w:t>20 000</w:t>
+              <w:t>60 000</w:t>
             </w:r>
           </w:p>
         </w:tc>
@@ -641,7 +642,7 @@
               <w:rPr>
                 <w:sz w:val="19"/>
               </w:rPr>
-              <w:t>Tente caïdale — structure (achat / fabrication)</w:t>
+              <w:t>Terrasse extérieure de restauration (sol, pergola)</w:t>
             </w:r>
           </w:p>
         </w:tc>
@@ -655,7 +656,7 @@
               <w:rPr>
                 <w:sz w:val="19"/>
               </w:rPr>
-              <w:t>Fournisseur / fabricant de tentes</w:t>
+              <w:t>Sté de construction</w:t>
             </w:r>
           </w:p>
         </w:tc>
@@ -722,7 +723,7 @@
               <w:rPr>
                 <w:sz w:val="19"/>
               </w:rPr>
-              <w:t>Climatisation (tente)</w:t>
+              <w:t>Climatisation + mobilier + tapis + tables + sonorisation DJ</w:t>
             </w:r>
           </w:p>
         </w:tc>
@@ -736,7 +737,7 @@
               <w:rPr>
                 <w:sz w:val="19"/>
               </w:rPr>
-              <w:t>Fournisseur climatisation</w:t>
+              <w:t>Fournisseurs équipement &amp; mobilier</w:t>
             </w:r>
           </w:p>
         </w:tc>
@@ -753,7 +754,7 @@
               <w:rPr>
                 <w:sz w:val="19"/>
               </w:rPr>
-              <w:t>33 333</w:t>
+              <w:t>66 667</w:t>
             </w:r>
           </w:p>
         </w:tc>
@@ -770,7 +771,7 @@
               <w:rPr>
                 <w:sz w:val="19"/>
               </w:rPr>
-              <w:t>6 667</w:t>
+              <w:t>13 333</w:t>
             </w:r>
           </w:p>
         </w:tc>
@@ -787,169 +788,7 @@
               <w:rPr>
                 <w:sz w:val="19"/>
               </w:rPr>
-              <w:t>40 000</w:t>
-            </w:r>
-          </w:p>
-        </w:tc>
-      </w:tr>
-      <w:tr>
-        <w:tc>
-          <w:tcPr>
-            <w:tcW w:type="dxa" w:w="4876"/>
-          </w:tcPr>
-          <w:p>
-            <w:r/>
-            <w:r>
-              <w:rPr>
-                <w:sz w:val="19"/>
-              </w:rPr>
-              <w:t>Mobilier, tapisserie, tapis, tables (tente)</w:t>
-            </w:r>
-          </w:p>
-        </w:tc>
-        <w:tc>
-          <w:tcPr>
-            <w:tcW w:type="dxa" w:w="3628"/>
-          </w:tcPr>
-          <w:p>
-            <w:r/>
-            <w:r>
-              <w:rPr>
-                <w:sz w:val="19"/>
-              </w:rPr>
-              <w:t>Fournisseur mobilier &amp; décoration</w:t>
-            </w:r>
-          </w:p>
-        </w:tc>
-        <w:tc>
-          <w:tcPr>
-            <w:tcW w:type="dxa" w:w="1474"/>
-          </w:tcPr>
-          <w:p>
-            <w:pPr>
-              <w:jc w:val="right"/>
-            </w:pPr>
-            <w:r/>
-            <w:r>
-              <w:rPr>
-                <w:sz w:val="19"/>
-              </w:rPr>
-              <w:t>41 667</w:t>
-            </w:r>
-          </w:p>
-        </w:tc>
-        <w:tc>
-          <w:tcPr>
-            <w:tcW w:type="dxa" w:w="1361"/>
-          </w:tcPr>
-          <w:p>
-            <w:pPr>
-              <w:jc w:val="right"/>
-            </w:pPr>
-            <w:r/>
-            <w:r>
-              <w:rPr>
-                <w:sz w:val="19"/>
-              </w:rPr>
-              <w:t>8 333</w:t>
-            </w:r>
-          </w:p>
-        </w:tc>
-        <w:tc>
-          <w:tcPr>
-            <w:tcW w:type="dxa" w:w="1587"/>
-          </w:tcPr>
-          <w:p>
-            <w:pPr>
-              <w:jc w:val="right"/>
-            </w:pPr>
-            <w:r/>
-            <w:r>
-              <w:rPr>
-                <w:sz w:val="19"/>
-              </w:rPr>
-              <w:t>50 000</w:t>
-            </w:r>
-          </w:p>
-        </w:tc>
-      </w:tr>
-      <w:tr>
-        <w:tc>
-          <w:tcPr>
-            <w:tcW w:type="dxa" w:w="4876"/>
-          </w:tcPr>
-          <w:p>
-            <w:r/>
-            <w:r>
-              <w:rPr>
-                <w:sz w:val="19"/>
-              </w:rPr>
-              <w:t>Sonorisation DJ (tente)</w:t>
-            </w:r>
-          </w:p>
-        </w:tc>
-        <w:tc>
-          <w:tcPr>
-            <w:tcW w:type="dxa" w:w="3628"/>
-          </w:tcPr>
-          <w:p>
-            <w:r/>
-            <w:r>
-              <w:rPr>
-                <w:sz w:val="19"/>
-              </w:rPr>
-              <w:t>Fournisseur sonorisation</w:t>
-            </w:r>
-          </w:p>
-        </w:tc>
-        <w:tc>
-          <w:tcPr>
-            <w:tcW w:type="dxa" w:w="1474"/>
-          </w:tcPr>
-          <w:p>
-            <w:pPr>
-              <w:jc w:val="right"/>
-            </w:pPr>
-            <w:r/>
-            <w:r>
-              <w:rPr>
-                <w:sz w:val="19"/>
-              </w:rPr>
-              <w:t>25 000</w:t>
-            </w:r>
-          </w:p>
-        </w:tc>
-        <w:tc>
-          <w:tcPr>
-            <w:tcW w:type="dxa" w:w="1361"/>
-          </w:tcPr>
-          <w:p>
-            <w:pPr>
-              <w:jc w:val="right"/>
-            </w:pPr>
-            <w:r/>
-            <w:r>
-              <w:rPr>
-                <w:sz w:val="19"/>
-              </w:rPr>
-              <w:t>5 000</w:t>
-            </w:r>
-          </w:p>
-        </w:tc>
-        <w:tc>
-          <w:tcPr>
-            <w:tcW w:type="dxa" w:w="1587"/>
-          </w:tcPr>
-          <w:p>
-            <w:pPr>
-              <w:jc w:val="right"/>
-            </w:pPr>
-            <w:r/>
-            <w:r>
-              <w:rPr>
-                <w:sz w:val="19"/>
-              </w:rPr>
-              <w:t>30 000</w:t>
+              <w:t>80 000</w:t>
             </w:r>
           </w:p>
         </w:tc>
@@ -1127,7 +966,7 @@
               <w:rPr>
                 <w:sz w:val="19"/>
               </w:rPr>
-              <w:t>Aménagements communs (réseaux, éclairage, paysager)</w:t>
+              <w:t>Aménagements communs (réseaux, éclairage extérieur, voirie)</w:t>
             </w:r>
           </w:p>
         </w:tc>
@@ -1244,7 +1083,7 @@
                 <w:b/>
                 <w:sz w:val="19"/>
               </w:rPr>
-              <w:t>335 833</w:t>
+              <w:t>346 237</w:t>
             </w:r>
           </w:p>
         </w:tc>
@@ -1263,7 +1102,7 @@
                 <w:b/>
                 <w:sz w:val="19"/>
               </w:rPr>
-              <w:t>67 167</w:t>
+              <w:t>69 248</w:t>
             </w:r>
           </w:p>
         </w:tc>
@@ -1282,7 +1121,7 @@
                 <w:b/>
                 <w:sz w:val="19"/>
               </w:rPr>
-              <w:t>403 000</w:t>
+              <w:t>415 485</w:t>
             </w:r>
           </w:p>
         </w:tc>
@@ -1379,7 +1218,7 @@
               <w:rPr>
                 <w:sz w:val="19"/>
               </w:rPr>
-              <w:t>E-bike / Fatbike (parc 12 vélos)</w:t>
+              <w:t>E-bike / Fatbike (parc 15 vélos)</w:t>
             </w:r>
           </w:p>
         </w:tc>
@@ -1393,7 +1232,7 @@
               <w:rPr>
                 <w:sz w:val="19"/>
               </w:rPr>
-              <w:t>Vendeur / fournisseur e-bike</w:t>
+              <w:t>Vendeur / fournisseur e-bike (Decathlon)</w:t>
             </w:r>
           </w:p>
         </w:tc>
@@ -1410,7 +1249,7 @@
               <w:rPr>
                 <w:sz w:val="19"/>
               </w:rPr>
-              <w:t>108 333</w:t>
+              <w:t>118 737</w:t>
             </w:r>
           </w:p>
         </w:tc>
@@ -1427,7 +1266,7 @@
               <w:rPr>
                 <w:sz w:val="19"/>
               </w:rPr>
-              <w:t>21 667</w:t>
+              <w:t>23 748</w:t>
             </w:r>
           </w:p>
         </w:tc>
@@ -1444,7 +1283,7 @@
               <w:rPr>
                 <w:sz w:val="19"/>
               </w:rPr>
-              <w:t>130 000</w:t>
+              <w:t>142 485</w:t>
             </w:r>
           </w:p>
         </w:tc>
@@ -1474,7 +1313,7 @@
               <w:rPr>
                 <w:sz w:val="19"/>
               </w:rPr>
-              <w:t>Vendeur / fournisseur e-bike</w:t>
+              <w:t>Vendeur / fournisseur e-bike (Decathlon)</w:t>
             </w:r>
           </w:p>
         </w:tc>
@@ -1508,7 +1347,7 @@
               <w:rPr>
                 <w:sz w:val="19"/>
               </w:rPr>
-              <w:t>3 000</w:t>
+              <w:t>3 002</w:t>
             </w:r>
           </w:p>
         </w:tc>
@@ -1525,7 +1364,7 @@
               <w:rPr>
                 <w:sz w:val="19"/>
               </w:rPr>
-              <w:t>18 000</w:t>
+              <w:t>18 002</w:t>
             </w:r>
           </w:p>
         </w:tc>
@@ -2082,7 +1921,7 @@
                 <w:b/>
                 <w:sz w:val="19"/>
               </w:rPr>
-              <w:t>809 167</w:t>
+              <w:t>819 571</w:t>
             </w:r>
           </w:p>
         </w:tc>
@@ -2101,7 +1940,7 @@
                 <w:b/>
                 <w:sz w:val="19"/>
               </w:rPr>
-              <w:t>161 833</w:t>
+              <w:t>163 914</w:t>
             </w:r>
           </w:p>
         </w:tc>
@@ -2120,7 +1959,7 @@
                 <w:b/>
                 <w:sz w:val="19"/>
               </w:rPr>
-              <w:t>971 000</w:t>
+              <w:t>983 485</w:t>
             </w:r>
           </w:p>
         </w:tc>
@@ -2369,7 +2208,7 @@
                 <w:b/>
                 <w:sz w:val="19"/>
               </w:rPr>
-              <w:t>1 091 000</w:t>
+              <w:t>1 103 485</w:t>
             </w:r>
           </w:p>
         </w:tc>
@@ -2377,7 +2216,7 @@
     </w:tbl>
     <w:sectPr>
       <w:pgSz w:w="15840" w:h="12240" w:orient="landscape"/>
-      <w:pgMar w:top="737" w:right="680" w:bottom="737" w:left="680" w:header="720" w:footer="720" w:gutter="0"/>
+      <w:pgMar w:top="794" w:right="850" w:bottom="794" w:left="850" w:header="720" w:footer="720" w:gutter="0"/>
       <w:cols w:space="720"/>
       <w:docGrid w:linePitch="360"/>
     </w:sectPr>
@@ -2750,7 +2589,7 @@
     <w:rsid w:val="00FC693F"/>
     <w:rPr>
       <w:rFonts w:ascii="Calibri" w:hAnsi="Calibri"/>
-      <w:sz w:val="20"/>
+      <w:sz w:val="21"/>
     </w:rPr>
   </w:style>
   <w:style w:type="paragraph" w:styleId="Header">
